--- a/docs/a traduire/5/Capitulo_V_Cenarios_Prospectivos_2026_2030_PT-BR.docx
+++ b/docs/a traduire/5/Capitulo_V_Cenarios_Prospectivos_2026_2030_PT-BR.docx
@@ -99,7 +99,7 @@
                 <w:color w:val="1A2744"/>
                 <w:sz w:val="22"/>
               </w:rPr>
-              <w:t>76,9 pct do compute IA operacional mundial = EUA</w:t>
+              <w:t>78,9 pct do compute IA operacional mundial = EUA</w:t>
             </w:r>
           </w:p>
         </w:tc>
@@ -141,7 +141,7 @@
                 <w:color w:val="1A2744"/>
                 <w:sz w:val="22"/>
               </w:rPr>
-              <w:t>3,46:1 razao CACI EUA/UE (Power Mode)</w:t>
+              <w:t>3,64:1 razao CACI EUA/UE (Power Mode)</w:t>
             </w:r>
           </w:p>
         </w:tc>
@@ -336,7 +336,7 @@
           <w:color w:val="202020"/>
           <w:sz w:val="22"/>
         </w:rPr>
-        <w:t>EP2 - Concentracao persistente do compute nos Estados Unidos. A razao EUA/UE de 17,6:1 em compute instalado bruto (Capitulo III, snapshot do painel de abril de 2026: 2.759.968 vs 156.632 PFLOP/s), resultando em uma razao CACI Power Mode de 3,46:1 uma vez ponderada pela formula geometrica F^0,40 x L^0,20 x R^0,15 / E^0,25, reflete decisoes de investimento tomadas em 2022-2025 cujos efeitos se materializam ate 2028-2029 (atrasos na construcao de data centers: 18-36 meses). Mesmo uma reversao politica imediata nao alteraria o estoque instalado antes do final da decada.</w:t>
+        <w:t>EP2 - Concentracao persistente do compute nos Estados Unidos. A razao EUA/UE de 17,6:1 em compute instalado bruto (Capitulo III, snapshot do painel de abril de 2026: 2.759.968 vs 156.632 PFLOP/s), resultando em uma razao CACI Power Mode de 3,64:1 uma vez ponderada pela formula geometrica F^0,40 x L^0,20 x R^0,15 / E^0,25, reflete decisoes de investimento tomadas em 2022-2025 cujos efeitos se materializam ate 2028-2029 (atrasos na construcao de data centers: 18-36 meses). Mesmo uma reversao politica imediata nao alteraria o estoque instalado antes do final da decada.</w:t>
       </w:r>
     </w:p>
     <w:p>
@@ -621,7 +621,7 @@
           <w:color w:val="202020"/>
           <w:sz w:val="22"/>
         </w:rPr>
-        <w:t>M6 - CACI(EUA)/CACI(UE): passa de 3,46:1 (abril de 2026) para 4-5:1 (2030). O gap aumenta moderadamente a medida que o fator F (compute) se acumula no lado dos EUA, enquanto os custos E (energia) pesam no lado da UE.</w:t>
+        <w:t>M6 - CACI(EUA)/CACI(UE): passa de 3,64:1 (abril de 2026) para 4-5:1 (2030). O gap aumenta moderadamente a medida que o fator F (compute) se acumula no lado dos EUA, enquanto os custos E (energia) pesam no lado da UE.</w:t>
       </w:r>
     </w:p>
     <w:p>
@@ -801,7 +801,7 @@
           <w:color w:val="202020"/>
           <w:sz w:val="22"/>
         </w:rPr>
-        <w:t>M6 - Razao CACI: explode de 3,46:1 (abril de 2026) para 6-8:1 (2030). Este e o cenario onde o gap e maior, com todos os tres fatores CACI deteriorando-se simultaneamente no lado europeu: F limitado por quotas, E inflado por tarifas, L enfraquecido por uma fuga de cerebros acelerada para os Estados Unidos.</w:t>
+        <w:t>M6 - Razao CACI: explode de 3,64:1 (abril de 2026) para 6-8:1 (2030). Este e o cenario onde o gap e maior, com todos os tres fatores CACI deteriorando-se simultaneamente no lado europeu: F limitado por quotas, E inflado por tarifas, L enfraquecido por uma fuga de cerebros acelerada para os Estados Unidos.</w:t>
       </w:r>
     </w:p>
     <w:p>
@@ -981,7 +981,7 @@
           <w:color w:val="202020"/>
           <w:sz w:val="22"/>
         </w:rPr>
-        <w:t>M6 - Razao CACI: cai de 3,46:1 (abril de 2026) para 2,0-2,5:1 (2030). Este e o cenario mais favoravel realisticamente alcancavel no horizonte de 2030. O fator F melhora significativamente, E beneficia-se da energia nuclear, mas L permanece um pouco abaixo (o ecossistema de IA dos EUA sendo mais atraente para os melhores talentos).</w:t>
+        <w:t>M6 - Razao CACI: cai de 3,64:1 (abril de 2026) para 2,0-2,5:1 (2030). Este e o cenario mais favoravel realisticamente alcancavel no horizonte de 2030. O fator F melhora significativamente, E beneficia-se da energia nuclear, mas L permanece um pouco abaixo (o ecossistema de IA dos EUA sendo mais atraente para os melhores talentos).</w:t>
       </w:r>
     </w:p>
     <w:p>
@@ -1161,7 +1161,7 @@
           <w:color w:val="202020"/>
           <w:sz w:val="22"/>
         </w:rPr>
-        <w:t>M6 - Razao CACI: segue uma trajetoria em forma de U: degradacao de 3,46:1 para 8-12:1 em 2027-2028 (pico do choque), depois melhora para 4-7:1 ate 2030. O resultado depende fortemente da velocidade de execucao europeia: cada ano de atraso nas Gigafactories prolonga o periodo de vulnerabilidade maxima.</w:t>
+        <w:t>M6 - Razao CACI: segue uma trajetoria em forma de U: degradacao de 3,64:1 para 8-12:1 em 2027-2028 (pico do choque), depois melhora para 4-7:1 ate 2030. O resultado depende fortemente da velocidade de execucao europeia: cada ano de atraso nas Gigafactories prolonga o periodo de vulnerabilidade maxima.</w:t>
       </w:r>
     </w:p>
     <w:p>
@@ -1236,7 +1236,7 @@
           <w:color w:val="202020"/>
           <w:sz w:val="22"/>
         </w:rPr>
-        <w:t>A Tabela 11 abaixo consolida a trajetoria das seis metricas de divergencia para os quatro cenarios no horizonte de 2030, ancorada no snapshot do painel de abril de 2026 (compute operacional bruto EUA/UE 17,6:1, CACI Power Mode 3,46:1).</w:t>
+        <w:t>A Tabela 11 abaixo consolida a trajetoria das seis metricas de divergencia para os quatro cenarios no horizonte de 2030, ancorada no snapshot do painel de abril de 2026 (compute operacional bruto EUA/UE 17,6:1, CACI Power Mode 3,64:1).</w:t>
       </w:r>
     </w:p>
     <w:p>
@@ -1881,7 +1881,7 @@
           <w:color w:val="202020"/>
           <w:sz w:val="22"/>
         </w:rPr>
-        <w:t>Nota do Capitulo I: a UE e amplamente soberana em compute instalado (99,2% do F_total e de propriedade da UE). A vulnerabilidade nao e no F instalado, mas na camada de carga de trabalho em nuvem (o compute realmente usado por empresas da UE, majoritariamente em AWS/Azure/GCP). O CADA visa exatamente esta camada.</w:t>
+        <w:t>Nota do Capitulo I: a UE e amplamente soberana em compute instalado (78,6% do F_total e de propriedade da UE). A vulnerabilidade nao e no F instalado, mas na camada de carga de trabalho em nuvem (o compute realmente usado por empresas da UE, majoritariamente em AWS/Azure/GCP). O CADA visa exatamente esta camada.</w:t>
       </w:r>
     </w:p>
     <w:p>
@@ -2331,7 +2331,7 @@
           <w:color w:val="555555"/>
           <w:sz w:val="18"/>
         </w:rPr>
-        <w:t>Fonte: construcao do autor; snapshot de abril de 2026 (compute operacional bruto EUA/UE 17,6:1, CACI Power Mode 3,46:1).</w:t>
+        <w:t>Fonte: construcao do autor; snapshot de abril de 2026 (compute operacional bruto EUA/UE 17,6:1, CACI Power Mode 3,64:1).</w:t>
       </w:r>
     </w:p>
     <w:tbl>

--- a/docs/a traduire/5/Capitulo_V_Cenarios_Prospectivos_2026_2030_PT-BR.docx
+++ b/docs/a traduire/5/Capitulo_V_Cenarios_Prospectivos_2026_2030_PT-BR.docx
@@ -141,7 +141,7 @@
                 <w:color w:val="1A2744"/>
                 <w:sz w:val="22"/>
               </w:rPr>
-              <w:t>3,64:1 razao CACI EUA/UE (Power Mode)</w:t>
+              <w:t>3,47:1 razao CACI EUA/UE (Power Mode)</w:t>
             </w:r>
           </w:p>
         </w:tc>
@@ -336,7 +336,7 @@
           <w:color w:val="202020"/>
           <w:sz w:val="22"/>
         </w:rPr>
-        <w:t>EP2 - Concentracao persistente do compute nos Estados Unidos. A razao EUA/UE de 17,6:1 em compute instalado bruto (Capitulo III, snapshot do painel de abril de 2026: 2.759.968 vs 156.632 PFLOP/s), resultando em uma razao CACI Power Mode de 3,64:1 uma vez ponderada pela formula geometrica F^0,40 x L^0,20 x R^0,15 / E^0,25, reflete decisoes de investimento tomadas em 2022-2025 cujos efeitos se materializam ate 2028-2029 (atrasos na construcao de data centers: 18-36 meses). Mesmo uma reversao politica imediata nao alteraria o estoque instalado antes do final da decada.</w:t>
+        <w:t>EP2 - Concentracao persistente do compute nos Estados Unidos. A razao EUA/UE de 17,6:1 em compute instalado bruto (Capitulo III, snapshot do painel de abril de 2026: 2.759.968 vs 156.632 PFLOP/s), resultando em uma razao CACI Power Mode de 3,47:1 uma vez ponderada pela formula geometrica F^0,40 x L^0,20 x R^0,15 / E^0,25, reflete decisoes de investimento tomadas em 2022-2025 cujos efeitos se materializam ate 2028-2029 (atrasos na construcao de data centers: 18-36 meses). Mesmo uma reversao politica imediata nao alteraria o estoque instalado antes do final da decada.</w:t>
       </w:r>
     </w:p>
     <w:p>
@@ -621,7 +621,7 @@
           <w:color w:val="202020"/>
           <w:sz w:val="22"/>
         </w:rPr>
-        <w:t>M6 - CACI(EUA)/CACI(UE): passa de 3,64:1 (abril de 2026) para 4-5:1 (2030). O gap aumenta moderadamente a medida que o fator F (compute) se acumula no lado dos EUA, enquanto os custos E (energia) pesam no lado da UE.</w:t>
+        <w:t>M6 - CACI(EUA)/CACI(UE): passa de 3,47:1 (abril de 2026) para 4-5:1 (2030). O gap aumenta moderadamente a medida que o fator F (compute) se acumula no lado dos EUA, enquanto os custos E (energia) pesam no lado da UE.</w:t>
       </w:r>
     </w:p>
     <w:p>
@@ -801,7 +801,7 @@
           <w:color w:val="202020"/>
           <w:sz w:val="22"/>
         </w:rPr>
-        <w:t>M6 - Razao CACI: explode de 3,64:1 (abril de 2026) para 6-8:1 (2030). Este e o cenario onde o gap e maior, com todos os tres fatores CACI deteriorando-se simultaneamente no lado europeu: F limitado por quotas, E inflado por tarifas, L enfraquecido por uma fuga de cerebros acelerada para os Estados Unidos.</w:t>
+        <w:t>M6 - Razao CACI: explode de 3,47:1 (abril de 2026) para 6-8:1 (2030). Este e o cenario onde o gap e maior, com todos os tres fatores CACI deteriorando-se simultaneamente no lado europeu: F limitado por quotas, E inflado por tarifas, L enfraquecido por uma fuga de cerebros acelerada para os Estados Unidos.</w:t>
       </w:r>
     </w:p>
     <w:p>
@@ -981,7 +981,7 @@
           <w:color w:val="202020"/>
           <w:sz w:val="22"/>
         </w:rPr>
-        <w:t>M6 - Razao CACI: cai de 3,64:1 (abril de 2026) para 2,0-2,5:1 (2030). Este e o cenario mais favoravel realisticamente alcancavel no horizonte de 2030. O fator F melhora significativamente, E beneficia-se da energia nuclear, mas L permanece um pouco abaixo (o ecossistema de IA dos EUA sendo mais atraente para os melhores talentos).</w:t>
+        <w:t>M6 - Razao CACI: cai de 3,47:1 (abril de 2026) para 2,0-2,5:1 (2030). Este e o cenario mais favoravel realisticamente alcancavel no horizonte de 2030. O fator F melhora significativamente, E beneficia-se da energia nuclear, mas L permanece um pouco abaixo (o ecossistema de IA dos EUA sendo mais atraente para os melhores talentos).</w:t>
       </w:r>
     </w:p>
     <w:p>
@@ -1161,7 +1161,7 @@
           <w:color w:val="202020"/>
           <w:sz w:val="22"/>
         </w:rPr>
-        <w:t>M6 - Razao CACI: segue uma trajetoria em forma de U: degradacao de 3,64:1 para 8-12:1 em 2027-2028 (pico do choque), depois melhora para 4-7:1 ate 2030. O resultado depende fortemente da velocidade de execucao europeia: cada ano de atraso nas Gigafactories prolonga o periodo de vulnerabilidade maxima.</w:t>
+        <w:t>M6 - Razao CACI: segue uma trajetoria em forma de U: degradacao de 3,47:1 para 8-12:1 em 2027-2028 (pico do choque), depois melhora para 4-7:1 ate 2030. O resultado depende fortemente da velocidade de execucao europeia: cada ano de atraso nas Gigafactories prolonga o periodo de vulnerabilidade maxima.</w:t>
       </w:r>
     </w:p>
     <w:p>
@@ -1236,7 +1236,7 @@
           <w:color w:val="202020"/>
           <w:sz w:val="22"/>
         </w:rPr>
-        <w:t>A Tabela 11 abaixo consolida a trajetoria das seis metricas de divergencia para os quatro cenarios no horizonte de 2030, ancorada no snapshot do painel de abril de 2026 (compute operacional bruto EUA/UE 17,6:1, CACI Power Mode 3,64:1).</w:t>
+        <w:t>A Tabela 11 abaixo consolida a trajetoria das seis metricas de divergencia para os quatro cenarios no horizonte de 2030, ancorada no snapshot do painel de abril de 2026 (compute operacional bruto EUA/UE 17,6:1, CACI Power Mode 3,47:1).</w:t>
       </w:r>
     </w:p>
     <w:p>
@@ -2331,7 +2331,7 @@
           <w:color w:val="555555"/>
           <w:sz w:val="18"/>
         </w:rPr>
-        <w:t>Fonte: construcao do autor; snapshot de abril de 2026 (compute operacional bruto EUA/UE 17,6:1, CACI Power Mode 3,64:1).</w:t>
+        <w:t>Fonte: construcao do autor; snapshot de abril de 2026 (compute operacional bruto EUA/UE 17,6:1, CACI Power Mode 3,47:1).</w:t>
       </w:r>
     </w:p>
     <w:tbl>
